--- a/public/assets/template/docx/surat_f203.docx
+++ b/public/assets/template/docx/surat_f203.docx
@@ -182,7 +182,7 @@
               <w:pStyle w:val="BodyText"/>
             </w:pPr>
             <w:r>
-              <w:t xml:space="preserve">$AYAH_NAMA</w:t>
+              <w:t xml:space="preserve">${AYAH_NAMA}</w:t>
             </w:r>
           </w:p>
         </w:tc>
@@ -217,7 +217,7 @@
               <w:pStyle w:val="BodyText"/>
             </w:pPr>
             <w:r>
-              <w:t xml:space="preserve">$AYAH_NIK</w:t>
+              <w:t xml:space="preserve">${AYAH_NIK}</w:t>
             </w:r>
           </w:p>
         </w:tc>
@@ -252,7 +252,7 @@
               <w:pStyle w:val="BodyText"/>
             </w:pPr>
             <w:r>
-              <w:t xml:space="preserve">$AYAH_TTL</w:t>
+              <w:t xml:space="preserve">${AYAH_TTL}</w:t>
             </w:r>
           </w:p>
         </w:tc>
@@ -287,7 +287,7 @@
               <w:pStyle w:val="BodyText"/>
             </w:pPr>
             <w:r>
-              <w:t xml:space="preserve">$AYAH_PEKERJAAN</w:t>
+              <w:t xml:space="preserve">${AYAH_PEKERJAAN}</w:t>
             </w:r>
           </w:p>
         </w:tc>
@@ -319,7 +319,7 @@
               <w:pStyle w:val="BodyText"/>
             </w:pPr>
             <w:r>
-              <w:t xml:space="preserve">$AYAH_ALAMAT, $NAMA_DES, $NAMA_KEC, $NAMA_KAB</w:t>
+              <w:t xml:space="preserve">${AYAH_ALAMAT}, ${NAMA_DES}, ${NAMA_KEC}, ${NAMA_KAB}</w:t>
             </w:r>
           </w:p>
         </w:tc>
@@ -461,7 +461,7 @@
               <w:pStyle w:val="BodyText"/>
             </w:pPr>
             <w:r>
-              <w:t xml:space="preserve">$NAMA</w:t>
+              <w:t xml:space="preserve">${NAMA}</w:t>
             </w:r>
           </w:p>
         </w:tc>
@@ -496,7 +496,7 @@
               <w:pStyle w:val="BodyText"/>
             </w:pPr>
             <w:r>
-              <w:t xml:space="preserve">$NIK</w:t>
+              <w:t xml:space="preserve">${NIK}</w:t>
             </w:r>
           </w:p>
         </w:tc>
@@ -531,7 +531,7 @@
               <w:pStyle w:val="BodyText"/>
             </w:pPr>
             <w:r>
-              <w:t xml:space="preserve">$TTL</w:t>
+              <w:t xml:space="preserve">${TTL}</w:t>
             </w:r>
           </w:p>
         </w:tc>
@@ -566,7 +566,7 @@
               <w:pStyle w:val="BodyText"/>
             </w:pPr>
             <w:r>
-              <w:t xml:space="preserve">$KEPERLUAN</w:t>
+              <w:t xml:space="preserve">${KEPERLUAN}</w:t>
             </w:r>
           </w:p>
         </w:tc>
@@ -601,7 +601,7 @@
               <w:pStyle w:val="BodyText"/>
             </w:pPr>
             <w:r>
-              <w:t xml:space="preserve">$ALAMAT Kalurahan $NAMA_DES, Kapanewon $NAMA_KEC, Kabupaten $NAMA_KAB</w:t>
+              <w:t xml:space="preserve">${ALAMAT} Kalurahan ${NAMA_DES}, Kapanewon ${NAMA_KEC}, Kabupaten ${NAMA_KAB}</w:t>
             </w:r>
           </w:p>
         </w:tc>
@@ -743,7 +743,7 @@
               <w:pStyle w:val="BodyText"/>
             </w:pPr>
             <w:r>
-              <w:t xml:space="preserve">$IBU_NAMA</w:t>
+              <w:t xml:space="preserve">${IBU_NAMA}</w:t>
             </w:r>
           </w:p>
         </w:tc>
@@ -778,7 +778,7 @@
               <w:pStyle w:val="BodyText"/>
             </w:pPr>
             <w:r>
-              <w:t xml:space="preserve">$IBU_NIK</w:t>
+              <w:t xml:space="preserve">${IBU_NIK}</w:t>
             </w:r>
           </w:p>
         </w:tc>
@@ -813,7 +813,7 @@
               <w:pStyle w:val="BodyText"/>
             </w:pPr>
             <w:r>
-              <w:t xml:space="preserve">$IBU_TTL</w:t>
+              <w:t xml:space="preserve">${IBU_TTL}</w:t>
             </w:r>
           </w:p>
         </w:tc>
@@ -848,7 +848,7 @@
               <w:pStyle w:val="BodyText"/>
             </w:pPr>
             <w:r>
-              <w:t xml:space="preserve">$IBU_PEKERJAAN</w:t>
+              <w:t xml:space="preserve">${IBU_PEKERJAAN}</w:t>
             </w:r>
           </w:p>
         </w:tc>
@@ -883,7 +883,7 @@
               <w:pStyle w:val="BodyText"/>
             </w:pPr>
             <w:r>
-              <w:t xml:space="preserve">$IBU_ALAMAT, $NAMA_DES, $NAMA_KEC, $NAMA_KAB</w:t>
+              <w:t xml:space="preserve">${IBU_ALAMAT}, ${NAMA_DES}, ${NAMA_KEC}, ${NAMA_KAB}</w:t>
             </w:r>
           </w:p>
         </w:tc>
@@ -1025,7 +1025,7 @@
               <w:pStyle w:val="BodyText"/>
             </w:pPr>
             <w:r>
-              <w:t xml:space="preserve">$NAMA_CALON</w:t>
+              <w:t xml:space="preserve">${NAMA_CALON}</w:t>
             </w:r>
           </w:p>
         </w:tc>
@@ -1060,7 +1060,7 @@
               <w:pStyle w:val="BodyText"/>
             </w:pPr>
             <w:r>
-              <w:t xml:space="preserve">$NIK_CALON</w:t>
+              <w:t xml:space="preserve">${NIK_CALON}</w:t>
             </w:r>
           </w:p>
         </w:tc>
@@ -1095,7 +1095,7 @@
               <w:pStyle w:val="BodyText"/>
             </w:pPr>
             <w:r>
-              <w:t xml:space="preserve">$KERJA_CALON</w:t>
+              <w:t xml:space="preserve">${KERJA_CALON}</w:t>
             </w:r>
           </w:p>
         </w:tc>
@@ -1130,7 +1130,7 @@
               <w:pStyle w:val="BodyText"/>
             </w:pPr>
             <w:r>
-              <w:t xml:space="preserve">$ALAMAT_CALON</w:t>
+              <w:t xml:space="preserve">${ALAMAT_CALON}</w:t>
             </w:r>
           </w:p>
         </w:tc>
@@ -1205,7 +1205,7 @@
               <w:pStyle w:val="FirstParagraph"/>
             </w:pPr>
             <w:r>
-              <w:t xml:space="preserve">Wonosari, $TGL_SURAT</w:t>
+              <w:t xml:space="preserve">Wonosari, ${TGL_SURAT}</w:t>
             </w:r>
           </w:p>
         </w:tc>
@@ -1252,15 +1252,15 @@
               <w:pStyle w:val="BodyText"/>
             </w:pPr>
             <w:r>
-              <w:t xml:space="preserve">($SAKSI_UMUR1)</w:t>
-            </w:r>
-          </w:p>
-          <w:p>
-            <w:pPr>
-              <w:pStyle w:val="BodyText"/>
-            </w:pPr>
-            <w:r>
-              <w:t xml:space="preserve">NIK. $SAKSI_BARU1</w:t>
+              <w:t xml:space="preserve">(${SAKSI_UMUR1})</w:t>
+            </w:r>
+          </w:p>
+          <w:p>
+            <w:pPr>
+              <w:pStyle w:val="BodyText"/>
+            </w:pPr>
+            <w:r>
+              <w:t xml:space="preserve">NIK. ${SAKSI_BARU1}</w:t>
             </w:r>
           </w:p>
         </w:tc>
@@ -1287,7 +1287,7 @@
               <w:pStyle w:val="BodyText"/>
             </w:pPr>
             <w:r>
-              <w:t xml:space="preserve">( $AYAH_NAMA )</w:t>
+              <w:t xml:space="preserve">( ${AYAH_NAMA} )</w:t>
             </w:r>
           </w:p>
         </w:tc>
@@ -1360,15 +1360,15 @@
               <w:pStyle w:val="BodyText"/>
             </w:pPr>
             <w:r>
-              <w:t xml:space="preserve">( $SAKSI_UMUR2 )</w:t>
-            </w:r>
-          </w:p>
-          <w:p>
-            <w:pPr>
-              <w:pStyle w:val="BodyText"/>
-            </w:pPr>
-            <w:r>
-              <w:t xml:space="preserve">NIK. $SAKSI_BARU2</w:t>
+              <w:t xml:space="preserve">( ${SAKSI_UMUR2} )</w:t>
+            </w:r>
+          </w:p>
+          <w:p>
+            <w:pPr>
+              <w:pStyle w:val="BodyText"/>
+            </w:pPr>
+            <w:r>
+              <w:t xml:space="preserve">NIK. ${SAKSI_BARU2}</w:t>
             </w:r>
           </w:p>
         </w:tc>
